--- a/memoria inicial.docx
+++ b/memoria inicial.docx
@@ -3,24 +3,751 @@
 <w:document xmlns:wpc="http://schemas.microsoft.com/office/word/2010/wordprocessingCanvas" xmlns:cx="http://schemas.microsoft.com/office/drawing/2014/chartex" xmlns:cx1="http://schemas.microsoft.com/office/drawing/2015/9/8/chartex" xmlns:cx2="http://schemas.microsoft.com/office/drawing/2015/10/21/chartex" xmlns:cx3="http://schemas.microsoft.com/office/drawing/2016/5/9/chartex" xmlns:cx4="http://schemas.microsoft.com/office/drawing/2016/5/10/chartex" xmlns:cx5="http://schemas.microsoft.com/office/drawing/2016/5/11/chartex" xmlns:cx6="http://schemas.microsoft.com/office/drawing/2016/5/12/chartex" xmlns:cx7="http://schemas.microsoft.com/office/drawing/2016/5/13/chartex" xmlns:cx8="http://schemas.microsoft.com/office/drawing/2016/5/14/chartex" xmlns:mc="http://schemas.openxmlformats.org/markup-compatibility/2006" xmlns:aink="http://schemas.microsoft.com/office/drawing/2016/ink" xmlns:am3d="http://schemas.microsoft.com/office/drawing/2017/model3d" xmlns:o="urn:schemas-microsoft-com:office:office" xmlns:oel="http://schemas.microsoft.com/office/2019/extlst" xmlns:r="http://schemas.openxmlformats.org/officeDocument/2006/relationships" xmlns:m="http://schemas.openxmlformats.org/officeDocument/2006/math" xmlns:v="urn:schemas-microsoft-com:vml" xmlns:wp14="http://schemas.microsoft.com/office/word/2010/wordprocessingDrawing" xmlns:wp="http://schemas.openxmlformats.org/drawingml/2006/wordprocessingDrawing" xmlns:w10="urn:schemas-microsoft-com:office:word" xmlns:w="http://schemas.openxmlformats.org/wordprocessingml/2006/main" xmlns:w14="http://schemas.microsoft.com/office/word/2010/wordml" xmlns:w15="http://schemas.microsoft.com/office/word/2012/wordml" xmlns:w16cex="http://schemas.microsoft.com/office/word/2018/wordml/cex" xmlns:w16cid="http://schemas.microsoft.com/office/word/2016/wordml/cid" xmlns:w16="http://schemas.microsoft.com/office/word/2018/wordml" xmlns:w16sdtdh="http://schemas.microsoft.com/office/word/2020/wordml/sdtdatahash" xmlns:w16se="http://schemas.microsoft.com/office/word/2015/wordml/symex" xmlns:wpg="http://schemas.microsoft.com/office/word/2010/wordprocessingGroup" xmlns:wpi="http://schemas.microsoft.com/office/word/2010/wordprocessingInk" xmlns:wne="http://schemas.microsoft.com/office/word/2006/wordml" xmlns:wps="http://schemas.microsoft.com/office/word/2010/wordprocessingShape" mc:Ignorable="w14 w15 w16se w16cid w16 w16cex w16sdtdh wp14">
   <w:body>
     <w:p>
-      <w:r>
+      <w:pPr>
+        <w:rPr>
+          <w:rFonts w:ascii="Century Gothic" w:hAnsi="Century Gothic" w:cs="Grantha Sangam MN"/>
+          <w:b/>
+          <w:bCs/>
+          <w:color w:val="305803"/>
+        </w:rPr>
+      </w:pPr>
+      <w:r>
+        <w:rPr>
+          <w:rFonts w:ascii="Century Gothic" w:hAnsi="Century Gothic" w:cs="Grantha Sangam MN"/>
+          <w:b/>
+          <w:bCs/>
+          <w:color w:val="305803"/>
+        </w:rPr>
         <w:t>Memoria Explicativa</w:t>
       </w:r>
     </w:p>
     <w:p/>
     <w:p>
-      <w:r>
-        <w:t xml:space="preserve">Para la realización de la interfaz hemos empleado la librería de Python </w:t>
+      <w:pPr>
+        <w:rPr>
+          <w:color w:val="2F5496" w:themeColor="accent1" w:themeShade="BF"/>
+        </w:rPr>
+      </w:pPr>
+      <w:r>
+        <w:rPr>
+          <w:color w:val="2F5496" w:themeColor="accent1" w:themeShade="BF"/>
+        </w:rPr>
+        <w:t>Elección del entorno de desarrollo</w:t>
+      </w:r>
+    </w:p>
+    <w:p/>
+    <w:p>
+      <w:r>
+        <w:t>Para la realización de la interfaz</w:t>
+      </w:r>
+      <w:r>
+        <w:t xml:space="preserve"> </w:t>
+      </w:r>
+      <w:r>
+        <w:t>hemos optado</w:t>
+      </w:r>
+      <w:r>
+        <w:t xml:space="preserve"> por</w:t>
+      </w:r>
+      <w:r>
+        <w:t xml:space="preserve"> la librería de </w:t>
+      </w:r>
+      <w:r>
+        <w:rPr>
+          <w:b/>
+          <w:bCs/>
+        </w:rPr>
+        <w:t xml:space="preserve">Python </w:t>
       </w:r>
       <w:proofErr w:type="spellStart"/>
       <w:r>
+        <w:rPr>
+          <w:b/>
+          <w:bCs/>
+        </w:rPr>
         <w:t>PySide</w:t>
       </w:r>
       <w:proofErr w:type="spellEnd"/>
       <w:r>
-        <w:t xml:space="preserve"> 6. Por un lado hemos diseñado la interfaz en el QSS. </w:t>
-      </w:r>
-    </w:p>
+        <w:rPr>
+          <w:b/>
+          <w:bCs/>
+        </w:rPr>
+        <w:t xml:space="preserve"> 6</w:t>
+      </w:r>
+      <w:r>
+        <w:t xml:space="preserve"> debido a múltiples factores, como su</w:t>
+      </w:r>
+      <w:r>
+        <w:t xml:space="preserve"> </w:t>
+      </w:r>
+      <w:r>
+        <w:rPr>
+          <w:b/>
+          <w:bCs/>
+        </w:rPr>
+        <w:t xml:space="preserve">Gestión Gráfica Avanzada </w:t>
+      </w:r>
+      <w:r>
+        <w:t>(</w:t>
+      </w:r>
+      <w:proofErr w:type="spellStart"/>
+      <w:r>
+        <w:t>QGraphicsView</w:t>
+      </w:r>
+      <w:proofErr w:type="spellEnd"/>
+      <w:r>
+        <w:t>),</w:t>
+      </w:r>
+      <w:r>
+        <w:rPr>
+          <w:b/>
+          <w:bCs/>
+        </w:rPr>
+        <w:t xml:space="preserve"> </w:t>
+      </w:r>
+      <w:r>
+        <w:t>su</w:t>
+      </w:r>
+      <w:r>
+        <w:rPr>
+          <w:b/>
+          <w:bCs/>
+        </w:rPr>
+        <w:t xml:space="preserve"> </w:t>
+      </w:r>
+      <w:r>
+        <w:t>Personalización Visual (QSS) y por su Arquitectura Modular</w:t>
+      </w:r>
+      <w:r>
+        <w:rPr>
+          <w:b/>
+          <w:bCs/>
+        </w:rPr>
+        <w:t>.</w:t>
+      </w:r>
+      <w:r>
+        <w:t xml:space="preserve"> Es el único </w:t>
+      </w:r>
+      <w:proofErr w:type="spellStart"/>
+      <w:r>
+        <w:t>framework</w:t>
+      </w:r>
+      <w:proofErr w:type="spellEnd"/>
+      <w:r>
+        <w:t xml:space="preserve"> de Python capaz de manejar de forma eficiente un mapa interactivo vectorial. Nos permite implementar zoom fluido, arrastre y eventos de ratón sobre estaciones y líneas sin pérdida de rendimiento. </w:t>
+      </w:r>
+      <w:r>
+        <w:t>En cuanto a la arquitectura, s</w:t>
+      </w:r>
+      <w:r>
+        <w:t xml:space="preserve">u sistema de </w:t>
+      </w:r>
+      <w:r>
+        <w:rPr>
+          <w:i/>
+          <w:iCs/>
+        </w:rPr>
+        <w:t>Señales y Slots</w:t>
+      </w:r>
+      <w:r>
+        <w:t xml:space="preserve"> facilita la conexión limpia entre la interacción del usuario y los algoritmos de cálculo de ruta</w:t>
+      </w:r>
+      <w:r>
+        <w:t>.</w:t>
+      </w:r>
+    </w:p>
+    <w:p/>
+    <w:p>
+      <w:pPr>
+        <w:rPr>
+          <w:color w:val="2F5496" w:themeColor="accent1" w:themeShade="BF"/>
+        </w:rPr>
+      </w:pPr>
+      <w:r>
+        <w:rPr>
+          <w:color w:val="2F5496" w:themeColor="accent1" w:themeShade="BF"/>
+        </w:rPr>
+        <w:t>Elaboración</w:t>
+      </w:r>
+    </w:p>
+    <w:p/>
+    <w:p>
+      <w:r>
+        <w:t xml:space="preserve">La construcción de la interfaz está dividida en dos archivos, </w:t>
+      </w:r>
+      <w:r>
+        <w:rPr>
+          <w:i/>
+          <w:iCs/>
+        </w:rPr>
+        <w:t>“</w:t>
+      </w:r>
+      <w:r>
+        <w:rPr>
+          <w:i/>
+          <w:iCs/>
+        </w:rPr>
+        <w:t>arquitectura.py</w:t>
+      </w:r>
+      <w:r>
+        <w:rPr>
+          <w:i/>
+          <w:iCs/>
+        </w:rPr>
+        <w:t>”</w:t>
+      </w:r>
+      <w:r>
+        <w:t xml:space="preserve"> y </w:t>
+      </w:r>
+      <w:r>
+        <w:rPr>
+          <w:i/>
+          <w:iCs/>
+        </w:rPr>
+        <w:t>“</w:t>
+      </w:r>
+      <w:r>
+        <w:rPr>
+          <w:i/>
+          <w:iCs/>
+        </w:rPr>
+        <w:t>estilos</w:t>
+      </w:r>
+      <w:r>
+        <w:rPr>
+          <w:i/>
+          <w:iCs/>
+        </w:rPr>
+        <w:t>.css</w:t>
+      </w:r>
+      <w:r>
+        <w:rPr>
+          <w:i/>
+          <w:iCs/>
+        </w:rPr>
+        <w:t>”</w:t>
+      </w:r>
+      <w:r>
+        <w:t xml:space="preserve"> que contienen respectivamente la arquitectura y el diseño de</w:t>
+      </w:r>
+      <w:r>
+        <w:t xml:space="preserve">l entorno visual. </w:t>
+      </w:r>
+    </w:p>
+    <w:p/>
+    <w:p/>
+    <w:p>
+      <w:r>
+        <w:t>-Arquitectura:</w:t>
+      </w:r>
+    </w:p>
+    <w:p/>
+    <w:p>
+      <w:r>
+        <w:t>-Diseño:</w:t>
+      </w:r>
+    </w:p>
+    <w:p>
+      <w:r>
+        <w:t xml:space="preserve">Hemos empleado el sistema </w:t>
+      </w:r>
+      <w:r>
+        <w:t xml:space="preserve">Qt Style </w:t>
+      </w:r>
+      <w:proofErr w:type="spellStart"/>
+      <w:r>
+        <w:t>Sheets</w:t>
+      </w:r>
+      <w:proofErr w:type="spellEnd"/>
+      <w:r>
+        <w:t xml:space="preserve"> (QSS)</w:t>
+      </w:r>
+      <w:r>
+        <w:t xml:space="preserve">, que permite </w:t>
+      </w:r>
+      <w:r>
+        <w:t>desacoplar la lógica de programación (Python) de la definición estética</w:t>
+      </w:r>
+      <w:r>
+        <w:t xml:space="preserve"> (</w:t>
+      </w:r>
+      <w:r>
+        <w:t>utilizando una sintaxis similar a CSS</w:t>
+      </w:r>
+      <w:r>
+        <w:t>)</w:t>
+      </w:r>
+      <w:r>
+        <w:t>.</w:t>
+      </w:r>
+    </w:p>
+    <w:p/>
+    <w:p>
+      <w:r>
+        <w:t xml:space="preserve">La </w:t>
+      </w:r>
+      <w:r>
+        <w:rPr>
+          <w:b/>
+          <w:bCs/>
+          <w:color w:val="C00000"/>
+        </w:rPr>
+        <w:t>elección</w:t>
+      </w:r>
+      <w:r>
+        <w:t xml:space="preserve"> de los </w:t>
+      </w:r>
+      <w:r>
+        <w:rPr>
+          <w:b/>
+          <w:bCs/>
+          <w:color w:val="C00000"/>
+        </w:rPr>
+        <w:t>colores</w:t>
+      </w:r>
+      <w:r>
+        <w:t xml:space="preserve"> ha sido:</w:t>
+      </w:r>
+    </w:p>
+    <w:p/>
+    <w:p>
+      <w:r>
+        <w:rPr>
+          <w:b/>
+          <w:bCs/>
+        </w:rPr>
+        <w:t>Fondo General (#1b2a30):</w:t>
+      </w:r>
+      <w:r>
+        <w:t xml:space="preserve"> Un tono azul petróleo muy oscuro que sirve de base para la ventana principal</w:t>
+      </w:r>
+      <w:r>
+        <w:t>.</w:t>
+      </w:r>
+    </w:p>
+    <w:p>
+      <w:r>
+        <w:rPr>
+          <w:b/>
+          <w:bCs/>
+        </w:rPr>
+        <w:t>Panel de Control (#511B18):</w:t>
+      </w:r>
+      <w:r>
+        <w:t xml:space="preserve"> Un tono rojizo oscuro asignado específicamente al widget lateral (#SidePanel)</w:t>
+      </w:r>
+      <w:r>
+        <w:t>,</w:t>
+      </w:r>
+      <w:r>
+        <w:t xml:space="preserve"> </w:t>
+      </w:r>
+      <w:r>
+        <w:t>creando</w:t>
+      </w:r>
+      <w:r>
+        <w:t xml:space="preserve"> separación visual clara entre el área de controles y el mapa, reforzada por un borde derecho de 2 píxeles</w:t>
+      </w:r>
+      <w:r>
+        <w:t>.</w:t>
+      </w:r>
+    </w:p>
+    <w:p>
+      <w:r>
+        <w:rPr>
+          <w:b/>
+          <w:bCs/>
+        </w:rPr>
+        <w:t>Colores de Acento (#B06821 y #305853):</w:t>
+      </w:r>
+      <w:r>
+        <w:t xml:space="preserve"> Se utilizan el color ámbar y el </w:t>
+      </w:r>
+      <w:proofErr w:type="gramStart"/>
+      <w:r>
+        <w:t>verde turquesa</w:t>
+      </w:r>
+      <w:proofErr w:type="gramEnd"/>
+      <w:r>
+        <w:t xml:space="preserve"> para elementos interactivos (botones y selecciones), </w:t>
+      </w:r>
+      <w:r>
+        <w:t>que contrasta adecuadamente con el fondo.</w:t>
+      </w:r>
+    </w:p>
+    <w:p/>
+    <w:p>
+      <w:r>
+        <w:t xml:space="preserve">En cuanto al </w:t>
+      </w:r>
+      <w:r>
+        <w:rPr>
+          <w:b/>
+          <w:bCs/>
+          <w:color w:val="C00000"/>
+        </w:rPr>
+        <w:t>diseño</w:t>
+      </w:r>
+      <w:r>
+        <w:rPr>
+          <w:color w:val="C00000"/>
+        </w:rPr>
+        <w:t xml:space="preserve"> </w:t>
+      </w:r>
+      <w:r>
+        <w:t xml:space="preserve">de los </w:t>
+      </w:r>
+      <w:r>
+        <w:rPr>
+          <w:b/>
+          <w:bCs/>
+          <w:color w:val="C00000"/>
+        </w:rPr>
+        <w:t>componentes interactivos</w:t>
+      </w:r>
+      <w:r>
+        <w:t>:</w:t>
+      </w:r>
+    </w:p>
+    <w:p/>
+    <w:p>
+      <w:r>
+        <w:t>Botones (</w:t>
+      </w:r>
+      <w:proofErr w:type="spellStart"/>
+      <w:r>
+        <w:t>QPushButton</w:t>
+      </w:r>
+      <w:proofErr w:type="spellEnd"/>
+      <w:r>
+        <w:t xml:space="preserve">): </w:t>
+      </w:r>
+      <w:r>
+        <w:t>nos hemos decidido</w:t>
+      </w:r>
+      <w:r>
+        <w:t xml:space="preserve"> por un diseño plano con bordes redondeados (</w:t>
+      </w:r>
+      <w:proofErr w:type="spellStart"/>
+      <w:r>
+        <w:t>border-radius</w:t>
+      </w:r>
+      <w:proofErr w:type="spellEnd"/>
+      <w:r>
+        <w:t>: 8px) para suavizar la interfaz.</w:t>
+      </w:r>
+    </w:p>
+    <w:p/>
+    <w:p>
+      <w:r>
+        <w:t xml:space="preserve">Estados de Interacción: Para mejorar la usabilidad (UX), se han implementado "pseudo-estados". Al pasar el cursor </w:t>
+      </w:r>
+      <w:proofErr w:type="gramStart"/>
+      <w:r>
+        <w:t>(:</w:t>
+      </w:r>
+      <w:proofErr w:type="spellStart"/>
+      <w:r>
+        <w:t>hover</w:t>
+      </w:r>
+      <w:proofErr w:type="spellEnd"/>
+      <w:proofErr w:type="gramEnd"/>
+      <w:r>
+        <w:t xml:space="preserve">), el botón cambia a color ámbar (#B06821) para indicar que es </w:t>
+      </w:r>
+      <w:proofErr w:type="spellStart"/>
+      <w:r>
+        <w:t>clicable</w:t>
+      </w:r>
+      <w:proofErr w:type="spellEnd"/>
+      <w:r>
+        <w:t xml:space="preserve">. Al presionar </w:t>
+      </w:r>
+      <w:proofErr w:type="gramStart"/>
+      <w:r>
+        <w:t>(:</w:t>
+      </w:r>
+      <w:proofErr w:type="spellStart"/>
+      <w:r>
+        <w:t>pressed</w:t>
+      </w:r>
+      <w:proofErr w:type="spellEnd"/>
+      <w:proofErr w:type="gramEnd"/>
+      <w:r>
+        <w:t>), se oscurece (#1B2A30)</w:t>
+      </w:r>
+      <w:r>
+        <w:t xml:space="preserve"> para que el usuario confirme que el botón ha sido presionado.</w:t>
+      </w:r>
+    </w:p>
+    <w:p/>
+    <w:p>
+      <w:r>
+        <w:lastRenderedPageBreak/>
+        <w:t>Botón Limpiar: Se le ha dado un estilo específico con texto blanco para diferenciarlo visualmente de las acciones principales.</w:t>
+      </w:r>
+    </w:p>
+    <w:p/>
+    <w:p>
+      <w:r>
+        <w:t>Selectores de Estación (</w:t>
+      </w:r>
+      <w:proofErr w:type="spellStart"/>
+      <w:r>
+        <w:t>QComboBox</w:t>
+      </w:r>
+      <w:proofErr w:type="spellEnd"/>
+      <w:r>
+        <w:t>): Estos elementos han sido altamente personalizados para integrarse en el tema oscuro.</w:t>
+      </w:r>
+    </w:p>
+    <w:p/>
+    <w:p>
+      <w:proofErr w:type="spellStart"/>
+      <w:r>
+        <w:t>Dropdown</w:t>
+      </w:r>
+      <w:proofErr w:type="spellEnd"/>
+      <w:r>
+        <w:t xml:space="preserve">: La lista desplegable </w:t>
+      </w:r>
+      <w:r>
+        <w:t>ha sido modificada</w:t>
+      </w:r>
+      <w:r>
+        <w:t xml:space="preserve"> aplicando un fondo oscuro y resaltando la selección actual en ámbar</w:t>
+      </w:r>
+      <w:r>
+        <w:t xml:space="preserve"> al poner el cursor sobre las diferentes estaciones a elegir</w:t>
+      </w:r>
+      <w:r>
+        <w:t>.</w:t>
+      </w:r>
+    </w:p>
+    <w:p/>
+    <w:p>
+      <w:r>
+        <w:t xml:space="preserve">Flecha personalizada: </w:t>
+      </w:r>
+      <w:r>
+        <w:t xml:space="preserve">para incluir una flecha a la derecha del botón donde se selecciona el origen, hemos incorporado </w:t>
+      </w:r>
+      <w:r>
+        <w:t>una imagen propia (flecha_dorada.png)</w:t>
+      </w:r>
+      <w:r>
+        <w:t>. Este icono a su vez está separado por una línea turquesa por estética.</w:t>
+      </w:r>
+    </w:p>
+    <w:p/>
+    <w:p>
+      <w:pPr>
+        <w:pStyle w:val="NormalWeb"/>
+        <w:rPr>
+          <w:rFonts w:asciiTheme="minorHAnsi" w:eastAsiaTheme="minorHAnsi" w:hAnsiTheme="minorHAnsi" w:cstheme="minorBidi"/>
+          <w:lang w:eastAsia="en-US"/>
+        </w:rPr>
+      </w:pPr>
+      <w:r>
+        <w:rPr>
+          <w:rFonts w:asciiTheme="minorHAnsi" w:eastAsiaTheme="minorHAnsi" w:hAnsiTheme="minorHAnsi" w:cstheme="minorBidi"/>
+          <w:b/>
+          <w:bCs/>
+          <w:color w:val="C00000"/>
+          <w:lang w:eastAsia="en-US"/>
+        </w:rPr>
+        <w:t>Visualización</w:t>
+      </w:r>
+      <w:r>
+        <w:rPr>
+          <w:rFonts w:asciiTheme="minorHAnsi" w:eastAsiaTheme="minorHAnsi" w:hAnsiTheme="minorHAnsi" w:cstheme="minorBidi"/>
+          <w:color w:val="C00000"/>
+          <w:lang w:eastAsia="en-US"/>
+        </w:rPr>
+        <w:t xml:space="preserve"> </w:t>
+      </w:r>
+      <w:r>
+        <w:rPr>
+          <w:rFonts w:asciiTheme="minorHAnsi" w:eastAsiaTheme="minorHAnsi" w:hAnsiTheme="minorHAnsi" w:cstheme="minorBidi"/>
+          <w:lang w:eastAsia="en-US"/>
+        </w:rPr>
+        <w:t xml:space="preserve">de </w:t>
+      </w:r>
+      <w:r>
+        <w:rPr>
+          <w:rFonts w:asciiTheme="minorHAnsi" w:eastAsiaTheme="minorHAnsi" w:hAnsiTheme="minorHAnsi" w:cstheme="minorBidi"/>
+          <w:b/>
+          <w:bCs/>
+          <w:color w:val="C00000"/>
+          <w:lang w:eastAsia="en-US"/>
+        </w:rPr>
+        <w:t>c</w:t>
+      </w:r>
+      <w:r>
+        <w:rPr>
+          <w:rFonts w:asciiTheme="minorHAnsi" w:eastAsiaTheme="minorHAnsi" w:hAnsiTheme="minorHAnsi" w:cstheme="minorBidi"/>
+          <w:b/>
+          <w:bCs/>
+          <w:color w:val="C00000"/>
+          <w:lang w:eastAsia="en-US"/>
+        </w:rPr>
+        <w:t xml:space="preserve">amino </w:t>
+      </w:r>
+      <w:r>
+        <w:rPr>
+          <w:rFonts w:asciiTheme="minorHAnsi" w:eastAsiaTheme="minorHAnsi" w:hAnsiTheme="minorHAnsi" w:cstheme="minorBidi"/>
+          <w:b/>
+          <w:bCs/>
+          <w:color w:val="C00000"/>
+          <w:lang w:eastAsia="en-US"/>
+        </w:rPr>
+        <w:t>e</w:t>
+      </w:r>
+      <w:r>
+        <w:rPr>
+          <w:rFonts w:asciiTheme="minorHAnsi" w:eastAsiaTheme="minorHAnsi" w:hAnsiTheme="minorHAnsi" w:cstheme="minorBidi"/>
+          <w:b/>
+          <w:bCs/>
+          <w:color w:val="C00000"/>
+          <w:lang w:eastAsia="en-US"/>
+        </w:rPr>
+        <w:t>ncontrado</w:t>
+      </w:r>
+      <w:r>
+        <w:rPr>
+          <w:rFonts w:asciiTheme="minorHAnsi" w:eastAsiaTheme="minorHAnsi" w:hAnsiTheme="minorHAnsi" w:cstheme="minorBidi"/>
+          <w:color w:val="C00000"/>
+          <w:lang w:eastAsia="en-US"/>
+        </w:rPr>
+        <w:t xml:space="preserve"> </w:t>
+      </w:r>
+      <w:r>
+        <w:rPr>
+          <w:rFonts w:asciiTheme="minorHAnsi" w:eastAsiaTheme="minorHAnsi" w:hAnsiTheme="minorHAnsi" w:cstheme="minorBidi"/>
+          <w:lang w:eastAsia="en-US"/>
+        </w:rPr>
+        <w:t>(</w:t>
+      </w:r>
+      <w:proofErr w:type="spellStart"/>
+      <w:r>
+        <w:rPr>
+          <w:rFonts w:asciiTheme="minorHAnsi" w:eastAsiaTheme="minorHAnsi" w:hAnsiTheme="minorHAnsi" w:cstheme="minorBidi"/>
+          <w:lang w:eastAsia="en-US"/>
+        </w:rPr>
+        <w:t>QListWidget</w:t>
+      </w:r>
+      <w:proofErr w:type="spellEnd"/>
+      <w:r>
+        <w:rPr>
+          <w:rFonts w:asciiTheme="minorHAnsi" w:eastAsiaTheme="minorHAnsi" w:hAnsiTheme="minorHAnsi" w:cstheme="minorBidi"/>
+          <w:lang w:eastAsia="en-US"/>
+        </w:rPr>
+        <w:t xml:space="preserve">) </w:t>
+      </w:r>
+    </w:p>
+    <w:p>
+      <w:pPr>
+        <w:pStyle w:val="NormalWeb"/>
+        <w:rPr>
+          <w:rFonts w:asciiTheme="minorHAnsi" w:eastAsiaTheme="minorHAnsi" w:hAnsiTheme="minorHAnsi" w:cstheme="minorBidi"/>
+          <w:lang w:eastAsia="en-US"/>
+        </w:rPr>
+      </w:pPr>
+      <w:r>
+        <w:rPr>
+          <w:rFonts w:asciiTheme="minorHAnsi" w:eastAsiaTheme="minorHAnsi" w:hAnsiTheme="minorHAnsi" w:cstheme="minorBidi"/>
+          <w:lang w:eastAsia="en-US"/>
+        </w:rPr>
+        <w:t>Para la lista de pasos de la ruta</w:t>
+      </w:r>
+      <w:r>
+        <w:rPr>
+          <w:rFonts w:asciiTheme="minorHAnsi" w:eastAsiaTheme="minorHAnsi" w:hAnsiTheme="minorHAnsi" w:cstheme="minorBidi"/>
+          <w:lang w:eastAsia="en-US"/>
+        </w:rPr>
+        <w:t xml:space="preserve">, hemos buscado un enfoque limpio y ordenado, separando cada estación por líneas, empleando </w:t>
+      </w:r>
+      <w:proofErr w:type="spellStart"/>
+      <w:r>
+        <w:rPr>
+          <w:rFonts w:asciiTheme="minorHAnsi" w:eastAsiaTheme="minorHAnsi" w:hAnsiTheme="minorHAnsi" w:cstheme="minorBidi"/>
+          <w:lang w:eastAsia="en-US"/>
+        </w:rPr>
+        <w:t>border</w:t>
+      </w:r>
+      <w:proofErr w:type="spellEnd"/>
+      <w:r>
+        <w:rPr>
+          <w:rFonts w:asciiTheme="minorHAnsi" w:eastAsiaTheme="minorHAnsi" w:hAnsiTheme="minorHAnsi" w:cstheme="minorBidi"/>
+          <w:lang w:eastAsia="en-US"/>
+        </w:rPr>
+        <w:t xml:space="preserve">-bottom de 1px en color ámbar para separar elegantemente cada estación, creando una lista fluida y espaciada gracias al uso de </w:t>
+      </w:r>
+      <w:proofErr w:type="spellStart"/>
+      <w:r>
+        <w:rPr>
+          <w:rFonts w:asciiTheme="minorHAnsi" w:eastAsiaTheme="minorHAnsi" w:hAnsiTheme="minorHAnsi" w:cstheme="minorBidi"/>
+          <w:lang w:eastAsia="en-US"/>
+        </w:rPr>
+        <w:t>padding</w:t>
+      </w:r>
+      <w:proofErr w:type="spellEnd"/>
+      <w:r>
+        <w:rPr>
+          <w:rFonts w:asciiTheme="minorHAnsi" w:eastAsiaTheme="minorHAnsi" w:hAnsiTheme="minorHAnsi" w:cstheme="minorBidi"/>
+          <w:lang w:eastAsia="en-US"/>
+        </w:rPr>
+        <w:t xml:space="preserve"> (relleno de un elemento)</w:t>
+      </w:r>
+      <w:r>
+        <w:rPr>
+          <w:rFonts w:asciiTheme="minorHAnsi" w:eastAsiaTheme="minorHAnsi" w:hAnsiTheme="minorHAnsi" w:cstheme="minorBidi"/>
+          <w:lang w:eastAsia="en-US"/>
+        </w:rPr>
+        <w:t>.</w:t>
+      </w:r>
+    </w:p>
+    <w:p>
+      <w:pPr>
+        <w:pStyle w:val="NormalWeb"/>
+        <w:rPr>
+          <w:rFonts w:asciiTheme="minorHAnsi" w:eastAsiaTheme="minorHAnsi" w:hAnsiTheme="minorHAnsi" w:cstheme="minorBidi"/>
+          <w:lang w:eastAsia="en-US"/>
+        </w:rPr>
+      </w:pPr>
+    </w:p>
+    <w:p>
+      <w:pPr>
+        <w:pStyle w:val="NormalWeb"/>
+        <w:rPr>
+          <w:rFonts w:asciiTheme="minorHAnsi" w:eastAsiaTheme="minorHAnsi" w:hAnsiTheme="minorHAnsi" w:cstheme="minorBidi"/>
+          <w:lang w:eastAsia="en-US"/>
+        </w:rPr>
+      </w:pPr>
+    </w:p>
+    <w:p>
+      <w:pPr>
+        <w:pStyle w:val="NormalWeb"/>
+        <w:rPr>
+          <w:rFonts w:asciiTheme="minorHAnsi" w:eastAsiaTheme="minorHAnsi" w:hAnsiTheme="minorHAnsi" w:cstheme="minorBidi"/>
+          <w:lang w:eastAsia="en-US"/>
+        </w:rPr>
+      </w:pPr>
+    </w:p>
+    <w:p>
+      <w:pPr>
+        <w:pStyle w:val="NormalWeb"/>
+        <w:rPr>
+          <w:rFonts w:asciiTheme="minorHAnsi" w:eastAsiaTheme="minorHAnsi" w:hAnsiTheme="minorHAnsi" w:cstheme="minorBidi"/>
+          <w:lang w:eastAsia="en-US"/>
+        </w:rPr>
+      </w:pPr>
+    </w:p>
+    <w:p/>
+    <w:p/>
+    <w:p/>
+    <w:p/>
     <w:sectPr>
       <w:pgSz w:w="11906" w:h="16838"/>
       <w:pgMar w:top="1417" w:right="1701" w:bottom="1417" w:left="1701" w:header="708" w:footer="708" w:gutter="0"/>
@@ -29,6 +756,163 @@
     </w:sectPr>
   </w:body>
 </w:document>
+</file>
+
+<file path=word/numbering.xml><?xml version="1.0" encoding="utf-8"?>
+<w:numbering xmlns:wpc="http://schemas.microsoft.com/office/word/2010/wordprocessingCanvas" xmlns:cx="http://schemas.microsoft.com/office/drawing/2014/chartex" xmlns:cx1="http://schemas.microsoft.com/office/drawing/2015/9/8/chartex" xmlns:cx2="http://schemas.microsoft.com/office/drawing/2015/10/21/chartex" xmlns:cx3="http://schemas.microsoft.com/office/drawing/2016/5/9/chartex" xmlns:cx4="http://schemas.microsoft.com/office/drawing/2016/5/10/chartex" xmlns:cx5="http://schemas.microsoft.com/office/drawing/2016/5/11/chartex" xmlns:cx6="http://schemas.microsoft.com/office/drawing/2016/5/12/chartex" xmlns:cx7="http://schemas.microsoft.com/office/drawing/2016/5/13/chartex" xmlns:cx8="http://schemas.microsoft.com/office/drawing/2016/5/14/chartex" xmlns:mc="http://schemas.openxmlformats.org/markup-compatibility/2006" xmlns:aink="http://schemas.microsoft.com/office/drawing/2016/ink" xmlns:am3d="http://schemas.microsoft.com/office/drawing/2017/model3d" xmlns:o="urn:schemas-microsoft-com:office:office" xmlns:oel="http://schemas.microsoft.com/office/2019/extlst" xmlns:r="http://schemas.openxmlformats.org/officeDocument/2006/relationships" xmlns:m="http://schemas.openxmlformats.org/officeDocument/2006/math" xmlns:v="urn:schemas-microsoft-com:vml" xmlns:wp14="http://schemas.microsoft.com/office/word/2010/wordprocessingDrawing" xmlns:wp="http://schemas.openxmlformats.org/drawingml/2006/wordprocessingDrawing" xmlns:w10="urn:schemas-microsoft-com:office:word" xmlns:w="http://schemas.openxmlformats.org/wordprocessingml/2006/main" xmlns:w14="http://schemas.microsoft.com/office/word/2010/wordml" xmlns:w15="http://schemas.microsoft.com/office/word/2012/wordml" xmlns:w16cex="http://schemas.microsoft.com/office/word/2018/wordml/cex" xmlns:w16cid="http://schemas.microsoft.com/office/word/2016/wordml/cid" xmlns:w16="http://schemas.microsoft.com/office/word/2018/wordml" xmlns:w16sdtdh="http://schemas.microsoft.com/office/word/2020/wordml/sdtdatahash" xmlns:w16se="http://schemas.microsoft.com/office/word/2015/wordml/symex" xmlns:wpg="http://schemas.microsoft.com/office/word/2010/wordprocessingGroup" xmlns:wpi="http://schemas.microsoft.com/office/word/2010/wordprocessingInk" xmlns:wne="http://schemas.microsoft.com/office/word/2006/wordml" xmlns:wps="http://schemas.microsoft.com/office/word/2010/wordprocessingShape" mc:Ignorable="w14 w15 w16se w16cid w16 w16cex w16sdtdh wp14">
+  <w:abstractNum w:abstractNumId="0" w15:restartNumberingAfterBreak="0">
+    <w:nsid w:val="58236F25"/>
+    <w:multiLevelType w:val="multilevel"/>
+    <w:tmpl w:val="4C92E3FC"/>
+    <w:lvl w:ilvl="0">
+      <w:start w:val="1"/>
+      <w:numFmt w:val="bullet"/>
+      <w:lvlText w:val=""/>
+      <w:lvlJc w:val="left"/>
+      <w:pPr>
+        <w:tabs>
+          <w:tab w:val="num" w:pos="720"/>
+        </w:tabs>
+        <w:ind w:left="720" w:hanging="360"/>
+      </w:pPr>
+      <w:rPr>
+        <w:rFonts w:ascii="Symbol" w:hAnsi="Symbol" w:hint="default"/>
+        <w:sz w:val="20"/>
+      </w:rPr>
+    </w:lvl>
+    <w:lvl w:ilvl="1" w:tentative="1">
+      <w:start w:val="1"/>
+      <w:numFmt w:val="bullet"/>
+      <w:lvlText w:val="o"/>
+      <w:lvlJc w:val="left"/>
+      <w:pPr>
+        <w:tabs>
+          <w:tab w:val="num" w:pos="1440"/>
+        </w:tabs>
+        <w:ind w:left="1440" w:hanging="360"/>
+      </w:pPr>
+      <w:rPr>
+        <w:rFonts w:ascii="Courier New" w:hAnsi="Courier New" w:hint="default"/>
+        <w:sz w:val="20"/>
+      </w:rPr>
+    </w:lvl>
+    <w:lvl w:ilvl="2" w:tentative="1">
+      <w:start w:val="1"/>
+      <w:numFmt w:val="bullet"/>
+      <w:lvlText w:val=""/>
+      <w:lvlJc w:val="left"/>
+      <w:pPr>
+        <w:tabs>
+          <w:tab w:val="num" w:pos="2160"/>
+        </w:tabs>
+        <w:ind w:left="2160" w:hanging="360"/>
+      </w:pPr>
+      <w:rPr>
+        <w:rFonts w:ascii="Wingdings" w:hAnsi="Wingdings" w:hint="default"/>
+        <w:sz w:val="20"/>
+      </w:rPr>
+    </w:lvl>
+    <w:lvl w:ilvl="3" w:tentative="1">
+      <w:start w:val="1"/>
+      <w:numFmt w:val="bullet"/>
+      <w:lvlText w:val=""/>
+      <w:lvlJc w:val="left"/>
+      <w:pPr>
+        <w:tabs>
+          <w:tab w:val="num" w:pos="2880"/>
+        </w:tabs>
+        <w:ind w:left="2880" w:hanging="360"/>
+      </w:pPr>
+      <w:rPr>
+        <w:rFonts w:ascii="Wingdings" w:hAnsi="Wingdings" w:hint="default"/>
+        <w:sz w:val="20"/>
+      </w:rPr>
+    </w:lvl>
+    <w:lvl w:ilvl="4" w:tentative="1">
+      <w:start w:val="1"/>
+      <w:numFmt w:val="bullet"/>
+      <w:lvlText w:val=""/>
+      <w:lvlJc w:val="left"/>
+      <w:pPr>
+        <w:tabs>
+          <w:tab w:val="num" w:pos="3600"/>
+        </w:tabs>
+        <w:ind w:left="3600" w:hanging="360"/>
+      </w:pPr>
+      <w:rPr>
+        <w:rFonts w:ascii="Wingdings" w:hAnsi="Wingdings" w:hint="default"/>
+        <w:sz w:val="20"/>
+      </w:rPr>
+    </w:lvl>
+    <w:lvl w:ilvl="5" w:tentative="1">
+      <w:start w:val="1"/>
+      <w:numFmt w:val="bullet"/>
+      <w:lvlText w:val=""/>
+      <w:lvlJc w:val="left"/>
+      <w:pPr>
+        <w:tabs>
+          <w:tab w:val="num" w:pos="4320"/>
+        </w:tabs>
+        <w:ind w:left="4320" w:hanging="360"/>
+      </w:pPr>
+      <w:rPr>
+        <w:rFonts w:ascii="Wingdings" w:hAnsi="Wingdings" w:hint="default"/>
+        <w:sz w:val="20"/>
+      </w:rPr>
+    </w:lvl>
+    <w:lvl w:ilvl="6" w:tentative="1">
+      <w:start w:val="1"/>
+      <w:numFmt w:val="bullet"/>
+      <w:lvlText w:val=""/>
+      <w:lvlJc w:val="left"/>
+      <w:pPr>
+        <w:tabs>
+          <w:tab w:val="num" w:pos="5040"/>
+        </w:tabs>
+        <w:ind w:left="5040" w:hanging="360"/>
+      </w:pPr>
+      <w:rPr>
+        <w:rFonts w:ascii="Wingdings" w:hAnsi="Wingdings" w:hint="default"/>
+        <w:sz w:val="20"/>
+      </w:rPr>
+    </w:lvl>
+    <w:lvl w:ilvl="7" w:tentative="1">
+      <w:start w:val="1"/>
+      <w:numFmt w:val="bullet"/>
+      <w:lvlText w:val=""/>
+      <w:lvlJc w:val="left"/>
+      <w:pPr>
+        <w:tabs>
+          <w:tab w:val="num" w:pos="5760"/>
+        </w:tabs>
+        <w:ind w:left="5760" w:hanging="360"/>
+      </w:pPr>
+      <w:rPr>
+        <w:rFonts w:ascii="Wingdings" w:hAnsi="Wingdings" w:hint="default"/>
+        <w:sz w:val="20"/>
+      </w:rPr>
+    </w:lvl>
+    <w:lvl w:ilvl="8" w:tentative="1">
+      <w:start w:val="1"/>
+      <w:numFmt w:val="bullet"/>
+      <w:lvlText w:val=""/>
+      <w:lvlJc w:val="left"/>
+      <w:pPr>
+        <w:tabs>
+          <w:tab w:val="num" w:pos="6480"/>
+        </w:tabs>
+        <w:ind w:left="6480" w:hanging="360"/>
+      </w:pPr>
+      <w:rPr>
+        <w:rFonts w:ascii="Wingdings" w:hAnsi="Wingdings" w:hint="default"/>
+        <w:sz w:val="20"/>
+      </w:rPr>
+    </w:lvl>
+  </w:abstractNum>
+  <w:num w:numId="1" w16cid:durableId="1846359193">
+    <w:abstractNumId w:val="0"/>
+  </w:num>
+</w:numbering>
 </file>
 
 <file path=word/styles.xml><?xml version="1.0" encoding="utf-8"?>
@@ -429,7 +1313,6 @@
   <w:style w:type="character" w:default="1" w:styleId="Fuentedeprrafopredeter">
     <w:name w:val="Default Paragraph Font"/>
     <w:uiPriority w:val="1"/>
-    <w:semiHidden/>
     <w:unhideWhenUsed/>
   </w:style>
   <w:style w:type="table" w:default="1" w:styleId="Tablanormal">
@@ -452,6 +1335,34 @@
     <w:uiPriority w:val="99"/>
     <w:semiHidden/>
     <w:unhideWhenUsed/>
+  </w:style>
+  <w:style w:type="character" w:styleId="CdigoHTML">
+    <w:name w:val="HTML Code"/>
+    <w:basedOn w:val="Fuentedeprrafopredeter"/>
+    <w:uiPriority w:val="99"/>
+    <w:semiHidden/>
+    <w:unhideWhenUsed/>
+    <w:rsid w:val="00E0576B"/>
+    <w:rPr>
+      <w:rFonts w:ascii="Courier New" w:eastAsia="Times New Roman" w:hAnsi="Courier New" w:cs="Courier New"/>
+      <w:sz w:val="20"/>
+      <w:szCs w:val="20"/>
+    </w:rPr>
+  </w:style>
+  <w:style w:type="paragraph" w:styleId="NormalWeb">
+    <w:name w:val="Normal (Web)"/>
+    <w:basedOn w:val="Normal"/>
+    <w:uiPriority w:val="99"/>
+    <w:semiHidden/>
+    <w:unhideWhenUsed/>
+    <w:rsid w:val="00B55692"/>
+    <w:pPr>
+      <w:spacing w:before="100" w:beforeAutospacing="1" w:after="100" w:afterAutospacing="1"/>
+    </w:pPr>
+    <w:rPr>
+      <w:rFonts w:ascii="Times New Roman" w:eastAsia="Times New Roman" w:hAnsi="Times New Roman" w:cs="Times New Roman"/>
+      <w:lang w:eastAsia="es-ES_tradnl"/>
+    </w:rPr>
   </w:style>
 </w:styles>
 </file>
